--- a/ky/wisdom-stories/tongue.docx
+++ b/ky/wisdom-stories/tongue.docx
@@ -81,7 +81,7 @@
           <w:sz w:val="22"/>
           <w:lang w:val="ky-KG"/>
         </w:rPr>
-        <w:t xml:space="preserve">Сабак: </w:t>
+        <w:t>Сабак: Тил корголбосо, сугарылбаган гүл сыяктуу соолуп жок болот. Эне тилин жашатуу — аны күн сайын сүйүп колдонуу.</w:t>
       </w:r>
       <w:r>
         <w:rPr>
@@ -90,7 +90,6 @@
           <w:sz w:val="22"/>
           <w:lang w:val="ky-KG"/>
         </w:rPr>
-        <w:t>Тил сүйлөгөндө, жазганда, кийинки муунга үйрөткөндө жашайт. Эне тилиңди күн сайын колдонуп, өнүктүр.</w:t>
       </w:r>
     </w:p>
     <w:p>
@@ -110,7 +109,7 @@
           <w:sz w:val="18"/>
           <w:lang w:val="ky-KG"/>
         </w:rPr>
-        <w:t>Окуя ачык интернет булактарынан алынды.</w:t>
+        <w:t>Аңгемелер ачык интернет булактарынан алынган, иллюстрациялар болсо ЖИ менен түзүлгөн.</w:t>
       </w:r>
     </w:p>
     <w:sectPr>
